--- a/backend/onboarding-templates/letter-of-offer-v1.docx
+++ b/backend/onboarding-templates/letter-of-offer-v1.docx
@@ -119,27 +119,25 @@
       <w:r>
         <w:br/>
       </w:r>
-      <w:hyperlink r:id="rId8">
-        <w:sdt>
-          <w:sdtPr>
-            <w:tag w:val="OPAL_LOO_CANDIDATE_EMAIL"/>
-            <w:alias w:val="PORTAL — CANDIDATE EMAIL"/>
-            <w:id w:val="80003"/>
-            <w:text/>
-          </w:sdtPr>
-          <w:sdtContent>
-            <w:r>
-              <w:rPr>
-                <w:rStyle w:val="Hyperlink"/>
-                <w:color w:val="000000" w:themeColor="text1"/>
-                <w:sz w:val="19"/>
-                <w:szCs w:val="19"/>
-              </w:rPr>
-              <w:t xml:space="preserve">[PORTAL — CANDIDATE EMAIL]</w:t>
-            </w:r>
-          </w:sdtContent>
-        </w:sdt>
-      </w:hyperlink>
+      <w:sdt>
+        <w:sdtPr>
+          <w:tag w:val="OPAL_LOO_CANDIDATE_EMAIL"/>
+          <w:alias w:val="PORTAL — CANDIDATE EMAIL"/>
+          <w:id w:val="80003"/>
+          <w:text/>
+        </w:sdtPr>
+        <w:sdtContent>
+          <w:r>
+            <w:rPr>
+              <w:rStyle w:val="Hyperlink"/>
+              <w:color w:val="000000" w:themeColor="text1"/>
+              <w:sz w:val="19"/>
+              <w:szCs w:val="19"/>
+            </w:rPr>
+            <w:t xml:space="preserve">[PORTAL — CANDIDATE EMAIL]</w:t>
+          </w:r>
+        </w:sdtContent>
+      </w:sdt>
       <w:r>
         <w:br/>
       </w:r>
@@ -1672,27 +1670,25 @@
         </w:rPr>
         <w:t xml:space="preserve">at </w:t>
       </w:r>
-      <w:hyperlink r:id="rId12">
-        <w:sdt>
-          <w:sdtPr>
-            <w:tag w:val="OPAL_LOO_SIGNATORY_EMAIL"/>
-            <w:alias w:val="PORTAL — SIGNATORY EMAIL"/>
-            <w:id w:val="80028"/>
-            <w:text/>
-          </w:sdtPr>
-          <w:sdtContent>
-            <w:r>
-              <w:rPr>
-                <w:rStyle w:val="Hyperlink"/>
-                <w:b/>
-                <w:sz w:val="21"/>
-                <w:szCs w:val="21"/>
-              </w:rPr>
-              <w:t xml:space="preserve">[PORTAL — SIGNATORY EMAIL]</w:t>
-            </w:r>
-          </w:sdtContent>
-        </w:sdt>
-      </w:hyperlink>
+      <w:sdt>
+        <w:sdtPr>
+          <w:tag w:val="OPAL_LOO_SIGNATORY_EMAIL"/>
+          <w:alias w:val="PORTAL — SIGNATORY EMAIL"/>
+          <w:id w:val="80028"/>
+          <w:text/>
+        </w:sdtPr>
+        <w:sdtContent>
+          <w:r>
+            <w:rPr>
+              <w:rStyle w:val="Hyperlink"/>
+              <w:b/>
+              <w:sz w:val="21"/>
+              <w:szCs w:val="21"/>
+            </w:rPr>
+            <w:t xml:space="preserve">[PORTAL — SIGNATORY EMAIL]</w:t>
+          </w:r>
+        </w:sdtContent>
+      </w:sdt>
       <w:r>
         <w:rPr>
           <w:b/>

--- a/backend/onboarding-templates/letter-of-offer-v1.docx
+++ b/backend/onboarding-templates/letter-of-offer-v1.docx
@@ -1576,11 +1576,7 @@
     </w:p>
     <w:p>
       <w:pPr>
-        <w:pStyle w:val="OPALNumberedList2"/>
-        <w:numPr>
-          <w:ilvl w:val="0"/>
-          <w:numId w:val="0"/>
-        </w:numPr>
+        <w:pStyle w:val="OPALBody"/>
         <w:jc w:val="both"/>
         <w:rPr>
           <w:sz w:val="21"/>
@@ -2168,11 +2164,7 @@
     </w:p>
     <w:p>
       <w:pPr>
-        <w:pStyle w:val="OPALNumberedList2"/>
-        <w:numPr>
-          <w:ilvl w:val="0"/>
-          <w:numId w:val="0"/>
-        </w:numPr>
+        <w:pStyle w:val="OPALBody"/>
       </w:pPr>
     </w:p>
     <w:tbl>

--- a/backend/onboarding-templates/letter-of-offer-v1.docx
+++ b/backend/onboarding-templates/letter-of-offer-v1.docx
@@ -1318,7 +1318,7 @@
         <w:t>National Police Check</w:t>
       </w:r>
       <w:r>
-        <w:t xml:space="preserve"> — a satisfactory check issued within the preceding [12] months.</w:t>
+        <w:t xml:space="preserve"> — a satisfactory check issued within the preceding twelve (12) months.</w:t>
       </w:r>
     </w:p>
     <w:p>
@@ -1732,7 +1732,7 @@
         <w:jc w:val="both"/>
       </w:pPr>
       <w:r>
-        <w:t>Upon receipt of your acceptance, the Company will provide you with your Contract of Employment, the position description for Your Role, the Company's employee policies and procedures, and the Fair Work Information Statement, within [two (2) business days].</w:t>
+        <w:t>Upon receipt of your acceptance, the Company will provide you with your Contract of Employment, the position description for Your Role, the Company's employee policies and procedures, and the Fair Work Information Statement, within two (2) business days.</w:t>
       </w:r>
     </w:p>
     <w:p>
@@ -2124,7 +2124,7 @@
           <w:sz w:val="21"/>
           <w:szCs w:val="21"/>
         </w:rPr>
-        <w:t xml:space="preserve">The information provided by me during the recruitment process is true, accurate and complete in all material respects; </w:t>
+        <w:t xml:space="preserve">The information provided by me during the recruitment process is true, accurate and complete in all material respects; and</w:t>
       </w:r>
     </w:p>
     <w:p>
@@ -2145,7 +2145,7 @@
           <w:sz w:val="21"/>
           <w:szCs w:val="21"/>
         </w:rPr>
-        <w:t>and</w:t>
+        <w:t>I</w:t>
       </w:r>
       <w:r>
         <w:rPr>
